--- a/需求规格说明书-云南省企业就业失业数据采集系统.docx
+++ b/需求规格说明书-云南省企业就业失业数据采集系统.docx
@@ -91,7 +91,7 @@
                 <w:sz w:val="19"/>
                 <w:rFonts w:eastAsia="宋体"/>
               </w:rPr>
-              <w:t>SRS-YN-JY-001（V1.0）</w:t>
+              <w:t>SRS-YN-JY-001（V1.1）</w:t>
             </w:r>
           </w:p>
         </w:tc>
@@ -125,7 +125,7 @@
                 <w:sz w:val="19"/>
                 <w:rFonts w:eastAsia="宋体"/>
               </w:rPr>
-              <w:t>草案（提交需求确认前版本）</w:t>
+              <w:t>草案 V1.1（含 2026-10 需求变更：上报频次）</w:t>
             </w:r>
           </w:p>
         </w:tc>
@@ -159,7 +159,7 @@
                 <w:sz w:val="19"/>
                 <w:rFonts w:eastAsia="宋体"/>
               </w:rPr>
-              <w:t>——</w:t>
+              <w:t>2026-10-25</w:t>
             </w:r>
           </w:p>
         </w:tc>
@@ -279,6 +279,231 @@
         <w:t>&gt; 3. 本文档不含数据库设计、接口物理设计、技术框架选型与程序代码。</w:t>
       </w:r>
     </w:p>
+    <w:p>
+      <w:r>
+        <w:rPr>
+          <w:b/>
+          <w:sz w:val="21"/>
+          <w:rFonts w:eastAsia="宋体"/>
+        </w:rPr>
+        <w:t>变更记录</w:t>
+      </w:r>
+    </w:p>
+    <w:tbl>
+      <w:tblPr>
+        <w:tblStyle w:val="TableGrid"/>
+        <w:tblW w:type="auto" w:w="0"/>
+        <w:tblLook w:firstColumn="1" w:firstRow="1" w:lastColumn="0" w:lastRow="0" w:noHBand="0" w:noVBand="1" w:val="04A0"/>
+      </w:tblPr>
+      <w:tblGrid>
+        <w:gridCol w:w="2160"/>
+        <w:gridCol w:w="2160"/>
+        <w:gridCol w:w="2160"/>
+        <w:gridCol w:w="2160"/>
+      </w:tblGrid>
+      <w:tr>
+        <w:tc>
+          <w:tcPr>
+            <w:tcW w:type="dxa" w:w="2160"/>
+            <w:shd w:val="clear" w:fill="D9E2F3"/>
+          </w:tcPr>
+          <w:p>
+            <w:r/>
+            <w:r>
+              <w:rPr>
+                <w:b/>
+                <w:sz w:val="19"/>
+                <w:rFonts w:eastAsia="宋体"/>
+              </w:rPr>
+              <w:t>版本</w:t>
+            </w:r>
+          </w:p>
+        </w:tc>
+        <w:tc>
+          <w:tcPr>
+            <w:tcW w:type="dxa" w:w="2160"/>
+            <w:shd w:val="clear" w:fill="D9E2F3"/>
+          </w:tcPr>
+          <w:p>
+            <w:r/>
+            <w:r>
+              <w:rPr>
+                <w:b/>
+                <w:sz w:val="19"/>
+                <w:rFonts w:eastAsia="宋体"/>
+              </w:rPr>
+              <w:t>日期</w:t>
+            </w:r>
+          </w:p>
+        </w:tc>
+        <w:tc>
+          <w:tcPr>
+            <w:tcW w:type="dxa" w:w="2160"/>
+            <w:shd w:val="clear" w:fill="D9E2F3"/>
+          </w:tcPr>
+          <w:p>
+            <w:r/>
+            <w:r>
+              <w:rPr>
+                <w:b/>
+                <w:sz w:val="19"/>
+                <w:rFonts w:eastAsia="宋体"/>
+              </w:rPr>
+              <w:t>变更内容</w:t>
+            </w:r>
+          </w:p>
+        </w:tc>
+        <w:tc>
+          <w:tcPr>
+            <w:tcW w:type="dxa" w:w="2160"/>
+            <w:shd w:val="clear" w:fill="D9E2F3"/>
+          </w:tcPr>
+          <w:p>
+            <w:r/>
+            <w:r>
+              <w:rPr>
+                <w:b/>
+                <w:sz w:val="19"/>
+                <w:rFonts w:eastAsia="宋体"/>
+              </w:rPr>
+              <w:t>来源</w:t>
+            </w:r>
+          </w:p>
+        </w:tc>
+      </w:tr>
+      <w:tr>
+        <w:tc>
+          <w:tcPr>
+            <w:tcW w:type="dxa" w:w="2160"/>
+          </w:tcPr>
+          <w:p>
+            <w:r/>
+            <w:r>
+              <w:rPr>
+                <w:b w:val="0"/>
+                <w:sz w:val="19"/>
+                <w:rFonts w:eastAsia="宋体"/>
+              </w:rPr>
+              <w:t>V1.0</w:t>
+            </w:r>
+          </w:p>
+        </w:tc>
+        <w:tc>
+          <w:tcPr>
+            <w:tcW w:type="dxa" w:w="2160"/>
+          </w:tcPr>
+          <w:p>
+            <w:r/>
+            <w:r>
+              <w:rPr>
+                <w:b w:val="0"/>
+                <w:sz w:val="19"/>
+                <w:rFonts w:eastAsia="宋体"/>
+              </w:rPr>
+              <w:t>——</w:t>
+            </w:r>
+          </w:p>
+        </w:tc>
+        <w:tc>
+          <w:tcPr>
+            <w:tcW w:type="dxa" w:w="2160"/>
+          </w:tcPr>
+          <w:p>
+            <w:r/>
+            <w:r>
+              <w:rPr>
+                <w:b w:val="0"/>
+                <w:sz w:val="19"/>
+                <w:rFonts w:eastAsia="宋体"/>
+              </w:rPr>
+              <w:t>初稿（基于客户原始需求文档）</w:t>
+            </w:r>
+          </w:p>
+        </w:tc>
+        <w:tc>
+          <w:tcPr>
+            <w:tcW w:type="dxa" w:w="2160"/>
+          </w:tcPr>
+          <w:p>
+            <w:r/>
+            <w:r>
+              <w:rPr>
+                <w:b w:val="0"/>
+                <w:sz w:val="19"/>
+                <w:rFonts w:eastAsia="宋体"/>
+              </w:rPr>
+              <w:t>原始需求</w:t>
+            </w:r>
+          </w:p>
+        </w:tc>
+      </w:tr>
+      <w:tr>
+        <w:tc>
+          <w:tcPr>
+            <w:tcW w:type="dxa" w:w="2160"/>
+          </w:tcPr>
+          <w:p>
+            <w:r/>
+            <w:r>
+              <w:rPr>
+                <w:b w:val="0"/>
+                <w:sz w:val="19"/>
+                <w:rFonts w:eastAsia="宋体"/>
+              </w:rPr>
+              <w:t>V1.1</w:t>
+            </w:r>
+          </w:p>
+        </w:tc>
+        <w:tc>
+          <w:tcPr>
+            <w:tcW w:type="dxa" w:w="2160"/>
+          </w:tcPr>
+          <w:p>
+            <w:r/>
+            <w:r>
+              <w:rPr>
+                <w:b w:val="0"/>
+                <w:sz w:val="19"/>
+                <w:rFonts w:eastAsia="宋体"/>
+              </w:rPr>
+              <w:t>2026-10-25</w:t>
+            </w:r>
+          </w:p>
+        </w:tc>
+        <w:tc>
+          <w:tcPr>
+            <w:tcW w:type="dxa" w:w="2160"/>
+          </w:tcPr>
+          <w:p>
+            <w:r/>
+            <w:r>
+              <w:rPr>
+                <w:b w:val="0"/>
+                <w:sz w:val="19"/>
+                <w:rFonts w:eastAsia="宋体"/>
+              </w:rPr>
+              <w:t>新增上报频次规则：前半年（1–6 月）半月报、后半年（7–12 月）一月报；同步修订术语、FR-004/FR-013/FR-015、数据需求与异常处理，新增 BR-012 及待确认项</w:t>
+            </w:r>
+          </w:p>
+        </w:tc>
+        <w:tc>
+          <w:tcPr>
+            <w:tcW w:type="dxa" w:w="2160"/>
+          </w:tcPr>
+          <w:p>
+            <w:r/>
+            <w:r>
+              <w:rPr>
+                <w:b w:val="0"/>
+                <w:sz w:val="19"/>
+                <w:rFonts w:eastAsia="宋体"/>
+              </w:rPr>
+              <w:t>客户需求变更（CR-001）</w:t>
+            </w:r>
+          </w:p>
+        </w:tc>
+      </w:tr>
+    </w:tbl>
     <w:p>
       <w:r>
         <w:rPr>
@@ -518,7 +743,75 @@
                 <w:sz w:val="19"/>
                 <w:rFonts w:eastAsia="宋体"/>
               </w:rPr>
-              <w:t>本次数据采集与上报所对应的报告期。</w:t>
+              <w:t>本次数据采集与上报所对应的报告期；按客户变更，1–6 月为半月报（每月 2 期）、7–12 月为月报（每月 1 期）。</w:t>
+            </w:r>
+          </w:p>
+        </w:tc>
+      </w:tr>
+      <w:tr>
+        <w:tc>
+          <w:tcPr>
+            <w:tcW w:type="dxa" w:w="4320"/>
+          </w:tcPr>
+          <w:p>
+            <w:r/>
+            <w:r>
+              <w:rPr>
+                <w:b w:val="0"/>
+                <w:sz w:val="19"/>
+                <w:rFonts w:eastAsia="宋体"/>
+              </w:rPr>
+              <w:t>半月报</w:t>
+            </w:r>
+          </w:p>
+        </w:tc>
+        <w:tc>
+          <w:tcPr>
+            <w:tcW w:type="dxa" w:w="4320"/>
+          </w:tcPr>
+          <w:p>
+            <w:r/>
+            <w:r>
+              <w:rPr>
+                <w:b w:val="0"/>
+                <w:sz w:val="19"/>
+                <w:rFonts w:eastAsia="宋体"/>
+              </w:rPr>
+              <w:t>每月上报两次的报送频次，前半年（1–6 月）执行；具体期间划分与截止日「待确认」。</w:t>
+            </w:r>
+          </w:p>
+        </w:tc>
+      </w:tr>
+      <w:tr>
+        <w:tc>
+          <w:tcPr>
+            <w:tcW w:type="dxa" w:w="4320"/>
+          </w:tcPr>
+          <w:p>
+            <w:r/>
+            <w:r>
+              <w:rPr>
+                <w:b w:val="0"/>
+                <w:sz w:val="19"/>
+                <w:rFonts w:eastAsia="宋体"/>
+              </w:rPr>
+              <w:t>月报</w:t>
+            </w:r>
+          </w:p>
+        </w:tc>
+        <w:tc>
+          <w:tcPr>
+            <w:tcW w:type="dxa" w:w="4320"/>
+          </w:tcPr>
+          <w:p>
+            <w:r/>
+            <w:r>
+              <w:rPr>
+                <w:b w:val="0"/>
+                <w:sz w:val="19"/>
+                <w:rFonts w:eastAsia="宋体"/>
+              </w:rPr>
+              <w:t>每月上报一次的报送频次，后半年（7–12 月）执行。</w:t>
             </w:r>
           </w:p>
         </w:tc>
@@ -773,7 +1066,7 @@
           <w:sz w:val="21"/>
           <w:rFonts w:eastAsia="宋体"/>
         </w:rPr>
-        <w:t>&gt; 省管理部门创建企业账号 → 企业登录系统并补充基础信息 → 上报省备案 → 备案通过后企业按月上报就业失业数据 → 数据经市局审核上报省局 → 省局汇总后上报至部级单位（部委） → 省局对数据进行分析汇总并以图形形式展示。</w:t>
+        <w:t>&gt; 省管理部门创建企业账号 → 企业登录系统并补充基础信息 → 上报省备案 → 备案通过后企业按调查期频次上报就业失业数据（1–6 月半月报、7–12 月月报） → 数据经市局审核上报省局 → 省局汇总后上报至部级单位（部委） → 省局对数据进行分析汇总并以图形形式展示。</w:t>
       </w:r>
     </w:p>
     <w:p>
@@ -1910,7 +2203,7 @@
           <w:sz w:val="21"/>
           <w:rFonts w:eastAsia="宋体"/>
         </w:rPr>
-        <w:t>：企业在规定时限内填报当期就业（失业）数据，确认无误后上报。</w:t>
+        <w:t>：企业在规定时限内填报当期就业（失业）数据，确认无误后上报；填报频次随调查期而定——前半年（1–6 月）半月报、后半年（7–12 月）一月报（见 BR-012）。</w:t>
       </w:r>
     </w:p>
     <w:p>
@@ -1962,7 +2255,7 @@
           <w:sz w:val="21"/>
           <w:rFonts w:eastAsia="宋体"/>
         </w:rPr>
-        <w:t>：备案通过，且处于填报时限内（时限「待确认」）。</w:t>
+        <w:t>：备案通过，且处于所属调查期的填报时限内（时限「待确认」）。</w:t>
       </w:r>
     </w:p>
     <w:p>
@@ -2066,7 +2359,7 @@
           <w:sz w:val="21"/>
           <w:rFonts w:eastAsia="宋体"/>
         </w:rPr>
-        <w:t>：上报时限、超期与补报规则。</w:t>
+        <w:t>：各频次的具体填报起止日与超期/补报规则；频次切换点（7 月 1 日）的期次衔接。</w:t>
       </w:r>
     </w:p>
     <w:p>
@@ -3052,37 +3345,21 @@
     <w:p>
       <w:r>
         <w:rPr>
-          <w:b/>
-          <w:sz w:val="21"/>
-          <w:rFonts w:eastAsia="宋体"/>
-        </w:rPr>
-        <w:t>FR-012 岗位变动分析——多调查期连续分析（P2）</w:t>
+          <w:b w:val="0"/>
+          <w:sz w:val="21"/>
+          <w:rFonts w:eastAsia="宋体"/>
+        </w:rPr>
+        <w:t>&gt; 待确认：半月报期与月报期数据口径不同，跨频次对比是否具备可比性、如何提示或折算。</w:t>
       </w:r>
     </w:p>
     <w:p>
       <w:r>
         <w:rPr>
-          <w:b w:val="0"/>
-          <w:sz w:val="21"/>
-          <w:rFonts w:eastAsia="宋体"/>
-        </w:rPr>
-        <w:t xml:space="preserve">- </w:t>
-      </w:r>
-      <w:r>
-        <w:rPr>
           <w:b/>
           <w:sz w:val="21"/>
           <w:rFonts w:eastAsia="宋体"/>
         </w:rPr>
-        <w:t>功能描述</w:t>
-      </w:r>
-      <w:r>
-        <w:rPr>
-          <w:b w:val="0"/>
-          <w:sz w:val="21"/>
-          <w:rFonts w:eastAsia="宋体"/>
-        </w:rPr>
-        <w:t>：以折线图与表格展示多个连续调查期的岗位变动情况。</w:t>
+        <w:t>FR-012 岗位变动分析——多调查期连续分析（P2）</w:t>
       </w:r>
     </w:p>
     <w:p>
@@ -3100,7 +3377,7 @@
           <w:sz w:val="21"/>
           <w:rFonts w:eastAsia="宋体"/>
         </w:rPr>
-        <w:t>涉及角色</w:t>
+        <w:t>功能描述</w:t>
       </w:r>
       <w:r>
         <w:rPr>
@@ -3108,7 +3385,7 @@
           <w:sz w:val="21"/>
           <w:rFonts w:eastAsia="宋体"/>
         </w:rPr>
-        <w:t>：R-001。</w:t>
+        <w:t>：以折线图与表格展示多个连续调查期的岗位变动情况。</w:t>
       </w:r>
     </w:p>
     <w:p>
@@ -3126,7 +3403,7 @@
           <w:sz w:val="21"/>
           <w:rFonts w:eastAsia="宋体"/>
         </w:rPr>
-        <w:t>分析指标</w:t>
+        <w:t>涉及角色</w:t>
       </w:r>
       <w:r>
         <w:rPr>
@@ -3134,17 +3411,33 @@
           <w:sz w:val="21"/>
           <w:rFonts w:eastAsia="宋体"/>
         </w:rPr>
-        <w:t>：岗位变化数量占比。</w:t>
+        <w:t>：R-001。</w:t>
       </w:r>
     </w:p>
     <w:p>
       <w:r>
         <w:rPr>
+          <w:b w:val="0"/>
+          <w:sz w:val="21"/>
+          <w:rFonts w:eastAsia="宋体"/>
+        </w:rPr>
+        <w:t xml:space="preserve">- </w:t>
+      </w:r>
+      <w:r>
+        <w:rPr>
           <w:b/>
           <w:sz w:val="21"/>
           <w:rFonts w:eastAsia="宋体"/>
         </w:rPr>
-        <w:t>FR-013 全省账号条件查询与导出（P2）</w:t>
+        <w:t>分析指标</w:t>
+      </w:r>
+      <w:r>
+        <w:rPr>
+          <w:b w:val="0"/>
+          <w:sz w:val="21"/>
+          <w:rFonts w:eastAsia="宋体"/>
+        </w:rPr>
+        <w:t>：岗位变化数量占比。</w:t>
       </w:r>
     </w:p>
     <w:p>
@@ -3154,49 +3447,17 @@
           <w:sz w:val="21"/>
           <w:rFonts w:eastAsia="宋体"/>
         </w:rPr>
-        <w:t xml:space="preserve">- </w:t>
-      </w:r>
-      <w:r>
-        <w:rPr>
-          <w:b/>
-          <w:sz w:val="21"/>
-          <w:rFonts w:eastAsia="宋体"/>
-        </w:rPr>
-        <w:t>功能描述</w:t>
-      </w:r>
-      <w:r>
-        <w:rPr>
-          <w:b w:val="0"/>
-          <w:sz w:val="21"/>
-          <w:rFonts w:eastAsia="宋体"/>
-        </w:rPr>
-        <w:t>：按条件查询全省已创建账号，支持清除条件与导出。</w:t>
+        <w:t>&gt; 待确认：多期连续分析若跨越 6 月/7 月频次切换点，数据可比性与展示方式需客户确认。</w:t>
       </w:r>
     </w:p>
     <w:p>
       <w:r>
         <w:rPr>
-          <w:b w:val="0"/>
-          <w:sz w:val="21"/>
-          <w:rFonts w:eastAsia="宋体"/>
-        </w:rPr>
-        <w:t xml:space="preserve">- </w:t>
-      </w:r>
-      <w:r>
-        <w:rPr>
           <w:b/>
           <w:sz w:val="21"/>
           <w:rFonts w:eastAsia="宋体"/>
         </w:rPr>
-        <w:t>涉及角色</w:t>
-      </w:r>
-      <w:r>
-        <w:rPr>
-          <w:b w:val="0"/>
-          <w:sz w:val="21"/>
-          <w:rFonts w:eastAsia="宋体"/>
-        </w:rPr>
-        <w:t>：R-001。</w:t>
+        <w:t>FR-013 全省账号条件查询与导出（P2）</w:t>
       </w:r>
     </w:p>
     <w:p>
@@ -3214,7 +3475,7 @@
           <w:sz w:val="21"/>
           <w:rFonts w:eastAsia="宋体"/>
         </w:rPr>
-        <w:t>查询条件</w:t>
+        <w:t>功能描述</w:t>
       </w:r>
       <w:r>
         <w:rPr>
@@ -3222,7 +3483,7 @@
           <w:sz w:val="21"/>
           <w:rFonts w:eastAsia="宋体"/>
         </w:rPr>
-        <w:t>：单位名称、登录账号、用户类型、所属地市/市县/区域、数据状态、单位性质、所属行业、起始日期、结束日期、统计月份、统计季度。</w:t>
+        <w:t>：按条件查询全省已创建账号，支持清除条件与导出。</w:t>
       </w:r>
     </w:p>
     <w:p>
@@ -3240,7 +3501,7 @@
           <w:sz w:val="21"/>
           <w:rFonts w:eastAsia="宋体"/>
         </w:rPr>
-        <w:t>输出</w:t>
+        <w:t>涉及角色</w:t>
       </w:r>
       <w:r>
         <w:rPr>
@@ -3248,17 +3509,33 @@
           <w:sz w:val="21"/>
           <w:rFonts w:eastAsia="宋体"/>
         </w:rPr>
-        <w:t>：账号查询结果（可导出）。</w:t>
+        <w:t>：R-001。</w:t>
       </w:r>
     </w:p>
     <w:p>
       <w:r>
         <w:rPr>
+          <w:b w:val="0"/>
+          <w:sz w:val="21"/>
+          <w:rFonts w:eastAsia="宋体"/>
+        </w:rPr>
+        <w:t xml:space="preserve">- </w:t>
+      </w:r>
+      <w:r>
+        <w:rPr>
           <w:b/>
           <w:sz w:val="21"/>
           <w:rFonts w:eastAsia="宋体"/>
         </w:rPr>
-        <w:t>FR-014 通知管理（P2）</w:t>
+        <w:t>查询条件</w:t>
+      </w:r>
+      <w:r>
+        <w:rPr>
+          <w:b w:val="0"/>
+          <w:sz w:val="21"/>
+          <w:rFonts w:eastAsia="宋体"/>
+        </w:rPr>
+        <w:t>：单位名称、登录账号、用户类型、所属地市/市县/区域、数据状态、单位性质、所属行业、起始日期、结束日期、统计月份、统计季度。</w:t>
       </w:r>
     </w:p>
     <w:p>
@@ -3276,7 +3553,7 @@
           <w:sz w:val="21"/>
           <w:rFonts w:eastAsia="宋体"/>
         </w:rPr>
-        <w:t>功能描述</w:t>
+        <w:t>输出</w:t>
       </w:r>
       <w:r>
         <w:rPr>
@@ -3284,7 +3561,7 @@
           <w:sz w:val="21"/>
           <w:rFonts w:eastAsia="宋体"/>
         </w:rPr>
-        <w:t>：发布、修改、删除通知，并支持查看（含上级用户发布的）通知。</w:t>
+        <w:t>：账号查询结果（可导出）。</w:t>
       </w:r>
     </w:p>
     <w:p>
@@ -3294,49 +3571,17 @@
           <w:sz w:val="21"/>
           <w:rFonts w:eastAsia="宋体"/>
         </w:rPr>
-        <w:t xml:space="preserve">- </w:t>
-      </w:r>
-      <w:r>
-        <w:rPr>
-          <w:b/>
-          <w:sz w:val="21"/>
-          <w:rFonts w:eastAsia="宋体"/>
-        </w:rPr>
-        <w:t>涉及角色</w:t>
-      </w:r>
-      <w:r>
-        <w:rPr>
-          <w:b w:val="0"/>
-          <w:sz w:val="21"/>
-          <w:rFonts w:eastAsia="宋体"/>
-        </w:rPr>
-        <w:t>：R-001（发布）；R-001 / R-002（查看）。</w:t>
+        <w:t>&gt; 待确认：引入频次变更后，统计维度是否需增加"统计半月"（现有条件为统计月份、统计季度）。</w:t>
       </w:r>
     </w:p>
     <w:p>
       <w:r>
         <w:rPr>
-          <w:b w:val="0"/>
-          <w:sz w:val="21"/>
-          <w:rFonts w:eastAsia="宋体"/>
-        </w:rPr>
-        <w:t xml:space="preserve">- </w:t>
-      </w:r>
-      <w:r>
-        <w:rPr>
           <w:b/>
           <w:sz w:val="21"/>
           <w:rFonts w:eastAsia="宋体"/>
         </w:rPr>
-        <w:t>通知信息项</w:t>
-      </w:r>
-      <w:r>
-        <w:rPr>
-          <w:b w:val="0"/>
-          <w:sz w:val="21"/>
-          <w:rFonts w:eastAsia="宋体"/>
-        </w:rPr>
-        <w:t>：通知标题、发布时间、通知内容。</w:t>
+        <w:t>FR-014 通知管理（P2）</w:t>
       </w:r>
     </w:p>
     <w:p>
@@ -3354,7 +3599,7 @@
           <w:sz w:val="21"/>
           <w:rFonts w:eastAsia="宋体"/>
         </w:rPr>
-        <w:t>待确认</w:t>
+        <w:t>功能描述</w:t>
       </w:r>
       <w:r>
         <w:rPr>
@@ -3362,17 +3607,33 @@
           <w:sz w:val="21"/>
           <w:rFonts w:eastAsia="宋体"/>
         </w:rPr>
-        <w:t>：通知的范围与"上级用户"层级界定。</w:t>
+        <w:t>：发布、修改、删除通知，并支持查看（含上级用户发布的）通知。</w:t>
       </w:r>
     </w:p>
     <w:p>
       <w:r>
         <w:rPr>
+          <w:b w:val="0"/>
+          <w:sz w:val="21"/>
+          <w:rFonts w:eastAsia="宋体"/>
+        </w:rPr>
+        <w:t xml:space="preserve">- </w:t>
+      </w:r>
+      <w:r>
+        <w:rPr>
           <w:b/>
           <w:sz w:val="21"/>
           <w:rFonts w:eastAsia="宋体"/>
         </w:rPr>
-        <w:t>FR-015 调查期管理（P1）</w:t>
+        <w:t>涉及角色</w:t>
+      </w:r>
+      <w:r>
+        <w:rPr>
+          <w:b w:val="0"/>
+          <w:sz w:val="21"/>
+          <w:rFonts w:eastAsia="宋体"/>
+        </w:rPr>
+        <w:t>：R-001（发布）；R-001 / R-002（查看）。</w:t>
       </w:r>
     </w:p>
     <w:p>
@@ -3390,7 +3651,7 @@
           <w:sz w:val="21"/>
           <w:rFonts w:eastAsia="宋体"/>
         </w:rPr>
-        <w:t>功能描述</w:t>
+        <w:t>通知信息项</w:t>
       </w:r>
       <w:r>
         <w:rPr>
@@ -3398,7 +3659,7 @@
           <w:sz w:val="21"/>
           <w:rFonts w:eastAsia="宋体"/>
         </w:rPr>
-        <w:t>：新增调查期、修改已有调查期的时间。</w:t>
+        <w:t>：通知标题、发布时间、通知内容。</w:t>
       </w:r>
     </w:p>
     <w:p>
@@ -3416,6 +3677,68 @@
           <w:sz w:val="21"/>
           <w:rFonts w:eastAsia="宋体"/>
         </w:rPr>
+        <w:t>待确认</w:t>
+      </w:r>
+      <w:r>
+        <w:rPr>
+          <w:b w:val="0"/>
+          <w:sz w:val="21"/>
+          <w:rFonts w:eastAsia="宋体"/>
+        </w:rPr>
+        <w:t>：通知的范围与"上级用户"层级界定。</w:t>
+      </w:r>
+    </w:p>
+    <w:p>
+      <w:r>
+        <w:rPr>
+          <w:b/>
+          <w:sz w:val="21"/>
+          <w:rFonts w:eastAsia="宋体"/>
+        </w:rPr>
+        <w:t>FR-015 调查期管理（P1）</w:t>
+      </w:r>
+    </w:p>
+    <w:p>
+      <w:r>
+        <w:rPr>
+          <w:b w:val="0"/>
+          <w:sz w:val="21"/>
+          <w:rFonts w:eastAsia="宋体"/>
+        </w:rPr>
+        <w:t xml:space="preserve">- </w:t>
+      </w:r>
+      <w:r>
+        <w:rPr>
+          <w:b/>
+          <w:sz w:val="21"/>
+          <w:rFonts w:eastAsia="宋体"/>
+        </w:rPr>
+        <w:t>功能描述</w:t>
+      </w:r>
+      <w:r>
+        <w:rPr>
+          <w:b w:val="0"/>
+          <w:sz w:val="21"/>
+          <w:rFonts w:eastAsia="宋体"/>
+        </w:rPr>
+        <w:t>：新增调查期（含所属频次：半月报/月报）、修改已有调查期的时间。</w:t>
+      </w:r>
+    </w:p>
+    <w:p>
+      <w:r>
+        <w:rPr>
+          <w:b w:val="0"/>
+          <w:sz w:val="21"/>
+          <w:rFonts w:eastAsia="宋体"/>
+        </w:rPr>
+        <w:t xml:space="preserve">- </w:t>
+      </w:r>
+      <w:r>
+        <w:rPr>
+          <w:b/>
+          <w:sz w:val="21"/>
+          <w:rFonts w:eastAsia="宋体"/>
+        </w:rPr>
         <w:t>涉及角色</w:t>
       </w:r>
       <w:r>
@@ -3425,6 +3748,58 @@
           <w:rFonts w:eastAsia="宋体"/>
         </w:rPr>
         <w:t>：R-001。</w:t>
+      </w:r>
+    </w:p>
+    <w:p>
+      <w:r>
+        <w:rPr>
+          <w:b w:val="0"/>
+          <w:sz w:val="21"/>
+          <w:rFonts w:eastAsia="宋体"/>
+        </w:rPr>
+        <w:t xml:space="preserve">- </w:t>
+      </w:r>
+      <w:r>
+        <w:rPr>
+          <w:b/>
+          <w:sz w:val="21"/>
+          <w:rFonts w:eastAsia="宋体"/>
+        </w:rPr>
+        <w:t>备注</w:t>
+      </w:r>
+      <w:r>
+        <w:rPr>
+          <w:b w:val="0"/>
+          <w:sz w:val="21"/>
+          <w:rFonts w:eastAsia="宋体"/>
+        </w:rPr>
+        <w:t>：全年调查期数量约 18 期（1–6 月每月 2 期＋7–12 月每月 1 期），编号规则「待确认」。</w:t>
+      </w:r>
+    </w:p>
+    <w:p>
+      <w:r>
+        <w:rPr>
+          <w:b w:val="0"/>
+          <w:sz w:val="21"/>
+          <w:rFonts w:eastAsia="宋体"/>
+        </w:rPr>
+        <w:t xml:space="preserve">- </w:t>
+      </w:r>
+      <w:r>
+        <w:rPr>
+          <w:b/>
+          <w:sz w:val="21"/>
+          <w:rFonts w:eastAsia="宋体"/>
+        </w:rPr>
+        <w:t>待确认</w:t>
+      </w:r>
+      <w:r>
+        <w:rPr>
+          <w:b w:val="0"/>
+          <w:sz w:val="21"/>
+          <w:rFonts w:eastAsia="宋体"/>
+        </w:rPr>
+        <w:t>：已生成的调查期是否允许修改频次；新增调查期时频次是否必须指定。</w:t>
       </w:r>
     </w:p>
     <w:p>
@@ -4999,6 +5374,104 @@
           </w:p>
         </w:tc>
       </w:tr>
+      <w:tr>
+        <w:tc>
+          <w:tcPr>
+            <w:tcW w:type="dxa" w:w="1440"/>
+          </w:tcPr>
+          <w:p>
+            <w:r/>
+            <w:r>
+              <w:rPr>
+                <w:b w:val="0"/>
+                <w:sz w:val="19"/>
+                <w:rFonts w:eastAsia="宋体"/>
+              </w:rPr>
+              <w:t>BR-012</w:t>
+            </w:r>
+          </w:p>
+        </w:tc>
+        <w:tc>
+          <w:tcPr>
+            <w:tcW w:type="dxa" w:w="1440"/>
+          </w:tcPr>
+          <w:p>
+            <w:r/>
+            <w:r>
+              <w:rPr>
+                <w:b w:val="0"/>
+                <w:sz w:val="19"/>
+                <w:rFonts w:eastAsia="宋体"/>
+              </w:rPr>
+              <w:t>上报频次：每年 1–6 月为半月报（每月 2 期）、7–12 月为月报（每月 1 期）；企业按所属调查期的频次与时限上报</w:t>
+            </w:r>
+          </w:p>
+        </w:tc>
+        <w:tc>
+          <w:tcPr>
+            <w:tcW w:type="dxa" w:w="1440"/>
+          </w:tcPr>
+          <w:p>
+            <w:r/>
+            <w:r>
+              <w:rPr>
+                <w:b w:val="0"/>
+                <w:sz w:val="19"/>
+                <w:rFonts w:eastAsia="宋体"/>
+              </w:rPr>
+              <w:t>FR-004 / FR-015</w:t>
+            </w:r>
+          </w:p>
+        </w:tc>
+        <w:tc>
+          <w:tcPr>
+            <w:tcW w:type="dxa" w:w="1440"/>
+          </w:tcPr>
+          <w:p>
+            <w:r/>
+            <w:r>
+              <w:rPr>
+                <w:b w:val="0"/>
+                <w:sz w:val="19"/>
+                <w:rFonts w:eastAsia="宋体"/>
+              </w:rPr>
+              <w:t>调查期生成与填报</w:t>
+            </w:r>
+          </w:p>
+        </w:tc>
+        <w:tc>
+          <w:tcPr>
+            <w:tcW w:type="dxa" w:w="1440"/>
+          </w:tcPr>
+          <w:p>
+            <w:r/>
+            <w:r>
+              <w:rPr>
+                <w:b w:val="0"/>
+                <w:sz w:val="19"/>
+                <w:rFonts w:eastAsia="宋体"/>
+              </w:rPr>
+              <w:t>系统按频次校验填报时限，期次不符则拦截</w:t>
+            </w:r>
+          </w:p>
+        </w:tc>
+        <w:tc>
+          <w:tcPr>
+            <w:tcW w:type="dxa" w:w="1440"/>
+          </w:tcPr>
+          <w:p>
+            <w:r/>
+            <w:r>
+              <w:rPr>
+                <w:b w:val="0"/>
+                <w:sz w:val="19"/>
+                <w:rFonts w:eastAsia="宋体"/>
+              </w:rPr>
+              <w:t>客户变更（2026-10）</w:t>
+            </w:r>
+          </w:p>
+        </w:tc>
+      </w:tr>
     </w:tbl>
     <w:p>
       <w:r>
@@ -5109,7 +5582,7 @@
           <w:sz w:val="21"/>
           <w:rFonts w:eastAsia="宋体"/>
         </w:rPr>
-        <w:t>：调查期 / 建档期及其时间与报送期。</w:t>
+        <w:t>：调查期 / 建档期及其时间、频次（半月报/月报）与报送期。</w:t>
       </w:r>
     </w:p>
     <w:p>
@@ -5490,6 +5963,32 @@
           <w:rFonts w:eastAsia="宋体"/>
         </w:rPr>
         <w:t>：备案未通过而尝试上报 → 拦截（BR-001）；审核未通过/被退回的数据如何在系统中再次处理（处理方式「待确认」）；超期后的状态与操作（「待确认」）。</w:t>
+      </w:r>
+    </w:p>
+    <w:p>
+      <w:r>
+        <w:rPr>
+          <w:b w:val="0"/>
+          <w:sz w:val="21"/>
+          <w:rFonts w:eastAsia="宋体"/>
+        </w:rPr>
+        <w:t xml:space="preserve">- </w:t>
+      </w:r>
+      <w:r>
+        <w:rPr>
+          <w:b/>
+          <w:sz w:val="21"/>
+          <w:rFonts w:eastAsia="宋体"/>
+        </w:rPr>
+        <w:t>频次异常</w:t>
+      </w:r>
+      <w:r>
+        <w:rPr>
+          <w:b w:val="0"/>
+          <w:sz w:val="21"/>
+          <w:rFonts w:eastAsia="宋体"/>
+        </w:rPr>
+        <w:t>：在非所属频次/非当期调查期内填报或重复期次 → 拦截（判定规则见 BR-012，具体规则「待确认」）；6 月末与 7 月初频次切换期的期次衔接异常 → 「待确认」。</w:t>
       </w:r>
     </w:p>
     <w:p>
@@ -6061,6 +6560,84 @@
       </w:r>
     </w:p>
     <w:p>
+      <w:pPr>
+        <w:pStyle w:val="ListNumber"/>
+      </w:pPr>
+      <w:r>
+        <w:rPr>
+          <w:b w:val="0"/>
+          <w:sz w:val="21"/>
+          <w:rFonts w:eastAsia="宋体"/>
+        </w:rPr>
+        <w:t>半月报的期间划分与填报起止日（例如每月 1–15 日 / 16–月末）及超期/补报规则。</w:t>
+      </w:r>
+    </w:p>
+    <w:p>
+      <w:pPr>
+        <w:pStyle w:val="ListNumber"/>
+      </w:pPr>
+      <w:r>
+        <w:rPr>
+          <w:b w:val="0"/>
+          <w:sz w:val="21"/>
+          <w:rFonts w:eastAsia="宋体"/>
+        </w:rPr>
+        <w:t>频次切换点与年度重启规则（是否按自然年 1 月 1 日起算、切换期 6 月末/7 月初如何衔接）。</w:t>
+      </w:r>
+    </w:p>
+    <w:p>
+      <w:pPr>
+        <w:pStyle w:val="ListNumber"/>
+      </w:pPr>
+      <w:r>
+        <w:rPr>
+          <w:b w:val="0"/>
+          <w:sz w:val="21"/>
+          <w:rFonts w:eastAsia="宋体"/>
+        </w:rPr>
+        <w:t>省局汇总上报（省→部级单位）的频次是否随半月报同步变化。</w:t>
+      </w:r>
+    </w:p>
+    <w:p>
+      <w:pPr>
+        <w:pStyle w:val="ListNumber"/>
+      </w:pPr>
+      <w:r>
+        <w:rPr>
+          <w:b w:val="0"/>
+          <w:sz w:val="21"/>
+          <w:rFonts w:eastAsia="宋体"/>
+        </w:rPr>
+        <w:t>跨频次（半月报期 vs 月报期）数据对比的统计口径与可比性处理。</w:t>
+      </w:r>
+    </w:p>
+    <w:p>
+      <w:pPr>
+        <w:pStyle w:val="ListNumber"/>
+      </w:pPr>
+      <w:r>
+        <w:rPr>
+          <w:b w:val="0"/>
+          <w:sz w:val="21"/>
+          <w:rFonts w:eastAsia="宋体"/>
+        </w:rPr>
+        <w:t>全年调查期总数与编号规则（1–6 月每月 2 期＋7–12 月每月 1 期，约 18 期）。</w:t>
+      </w:r>
+    </w:p>
+    <w:p>
+      <w:pPr>
+        <w:pStyle w:val="ListNumber"/>
+      </w:pPr>
+      <w:r>
+        <w:rPr>
+          <w:b w:val="0"/>
+          <w:sz w:val="21"/>
+          <w:rFonts w:eastAsia="宋体"/>
+        </w:rPr>
+        <w:t>是否需要新增"统计半月"查询/统计维度。</w:t>
+      </w:r>
+    </w:p>
+    <w:p>
       <w:r>
         <w:rPr>
           <w:b w:val="0"/>
@@ -6105,7 +6682,7 @@
           <w:sz w:val="21"/>
           <w:rFonts w:eastAsia="宋体"/>
         </w:rPr>
-        <w:t>- FR-001、FR-002、FR-003、FR-004、FR-005、FR-007、FR-008、FR-009、FR-015、FR-016、FR-017，以及 BR-001 至 BR-011 对应业务规则。</w:t>
+        <w:t>- FR-001、FR-002、FR-003、FR-004、FR-005、FR-007、FR-008、FR-009、FR-015、FR-016、FR-017，以及 BR-001 至 BR-012 对应业务规则（BR-012 为 V1.1 新增）。</w:t>
       </w:r>
     </w:p>
     <w:p>
@@ -6139,7 +6716,7 @@
           <w:sz w:val="21"/>
           <w:rFonts w:eastAsia="宋体"/>
         </w:rPr>
-        <w:t>上报时限补充规则、市局细分与审核归属、报表来源、"明显错误"判定、样本与行业/地区口径、通知上级范围、导出范围与格式、岗位"变动"口径、模板可配置性。</w:t>
+        <w:t>上报时限补充规则、市局细分与审核归属、报表来源、"明显错误"判定、样本与行业/地区口径、通知上级范围、导出范围与格式、岗位"变动"口径、模板可配置性、半月报期间划分与截止日、跨频次数据对比口径。</w:t>
       </w:r>
     </w:p>
     <w:p>
@@ -6173,6 +6750,16 @@
           <w:sz w:val="21"/>
           <w:rFonts w:eastAsia="宋体"/>
         </w:rPr>
+        <w:t>- 半月报的具体填报起止日与"统计半月"查询维度。</w:t>
+      </w:r>
+    </w:p>
+    <w:p>
+      <w:r>
+        <w:rPr>
+          <w:b w:val="0"/>
+          <w:sz w:val="21"/>
+          <w:rFonts w:eastAsia="宋体"/>
+        </w:rPr>
         <w:t>- 市级用户的完整操作清单。</w:t>
       </w:r>
     </w:p>
@@ -6283,6 +6870,19 @@
       </w:r>
     </w:p>
     <w:p>
+      <w:pPr>
+        <w:pStyle w:val="ListNumber"/>
+      </w:pPr>
+      <w:r>
+        <w:rPr>
+          <w:b w:val="0"/>
+          <w:sz w:val="21"/>
+          <w:rFonts w:eastAsia="宋体"/>
+        </w:rPr>
+        <w:t>原始需求"按月上报"的既有表述与新变更"前半年半月报"并存，需以 V1.1（BR-012）为准并确认文本一致性。</w:t>
+      </w:r>
+    </w:p>
+    <w:p>
       <w:r>
         <w:rPr>
           <w:b w:val="0"/>
@@ -6314,6 +6914,16 @@
           <w:rFonts w:eastAsia="宋体"/>
         </w:rPr>
         <w:t>- 核心操作角色以省级与企业为主；市局是否作为本系统独立角色以客户确认为准。</w:t>
+      </w:r>
+    </w:p>
+    <w:p>
+      <w:r>
+        <w:rPr>
+          <w:b w:val="0"/>
+          <w:sz w:val="21"/>
+          <w:rFonts w:eastAsia="宋体"/>
+        </w:rPr>
+        <w:t>- 上报频次按自然年划分（1–6 月 / 7–12 月），以客户确认为准。</w:t>
       </w:r>
     </w:p>
     <w:p>
